--- a/ADG/최종실습시험/01_개요와_구성준비/01_개요와_구성준비_모범답안.docx
+++ b/ADG/최종실습시험/01_개요와_구성준비/01_개요와_구성준비_모범답안.docx
@@ -9952,15 +9952,14 @@
         <w:tblLook w:firstColumn="1" w:firstRow="1" w:lastColumn="0" w:lastRow="0" w:noHBand="0" w:noVBand="1" w:val="04A0"/>
       </w:tblPr>
       <w:tblGrid>
-        <w:gridCol w:w="2268"/>
-        <w:gridCol w:w="2268"/>
-        <w:gridCol w:w="2268"/>
-        <w:gridCol w:w="2268"/>
+        <w:gridCol w:w="3024"/>
+        <w:gridCol w:w="3024"/>
+        <w:gridCol w:w="3024"/>
       </w:tblGrid>
       <w:tr>
         <w:tc>
           <w:tcPr>
-            <w:tcW w:type="dxa" w:w="2268"/>
+            <w:tcW w:type="dxa" w:w="3024"/>
           </w:tcPr>
           <w:p>
             <w:pPr>
@@ -9978,7 +9977,7 @@
         </w:tc>
         <w:tc>
           <w:tcPr>
-            <w:tcW w:type="dxa" w:w="2268"/>
+            <w:tcW w:type="dxa" w:w="3024"/>
           </w:tcPr>
           <w:p>
             <w:pPr>
@@ -9996,7 +9995,7 @@
         </w:tc>
         <w:tc>
           <w:tcPr>
-            <w:tcW w:type="dxa" w:w="2268"/>
+            <w:tcW w:type="dxa" w:w="3024"/>
           </w:tcPr>
           <w:p>
             <w:pPr>
@@ -10009,23 +10008,6 @@
                 <w:sz w:val="19"/>
               </w:rPr>
               <w:t>Maximum Protection</w:t>
-            </w:r>
-          </w:p>
-        </w:tc>
-        <w:tc>
-          <w:tcPr>
-            <w:tcW w:type="dxa" w:w="2268"/>
-          </w:tcPr>
-          <w:p>
-            <w:pPr>
-              <w:spacing w:before="0" w:after="0"/>
-            </w:pPr>
-            <w:r>
-              <w:rPr>
-                <w:rFonts w:ascii="맑은 고딕" w:hAnsi="맑은 고딕" w:eastAsia="맑은 고딕"/>
-                <w:b/>
-                <w:sz w:val="19"/>
-              </w:rPr>
             </w:r>
           </w:p>
         </w:tc>
@@ -10033,7 +10015,7 @@
       <w:tr>
         <w:tc>
           <w:tcPr>
-            <w:tcW w:type="dxa" w:w="2268"/>
+            <w:tcW w:type="dxa" w:w="3024"/>
           </w:tcPr>
           <w:p>
             <w:pPr>
@@ -10051,7 +10033,7 @@
         </w:tc>
         <w:tc>
           <w:tcPr>
-            <w:tcW w:type="dxa" w:w="2268"/>
+            <w:tcW w:type="dxa" w:w="3024"/>
           </w:tcPr>
           <w:p>
             <w:pPr>
@@ -10069,7 +10051,7 @@
         </w:tc>
         <w:tc>
           <w:tcPr>
-            <w:tcW w:type="dxa" w:w="2268"/>
+            <w:tcW w:type="dxa" w:w="3024"/>
           </w:tcPr>
           <w:p>
             <w:pPr>
@@ -10082,23 +10064,6 @@
                 <w:sz w:val="19"/>
               </w:rPr>
               <w:t xml:space="preserve">ORA-01154 로 거부</w:t>
-            </w:r>
-          </w:p>
-        </w:tc>
-        <w:tc>
-          <w:tcPr>
-            <w:tcW w:type="dxa" w:w="2268"/>
-          </w:tcPr>
-          <w:p>
-            <w:pPr>
-              <w:spacing w:before="0" w:after="0"/>
-            </w:pPr>
-            <w:r>
-              <w:rPr>
-                <w:rFonts w:ascii="맑은 고딕" w:hAnsi="맑은 고딕" w:eastAsia="맑은 고딕"/>
-                <w:b w:val="0"/>
-                <w:sz w:val="19"/>
-              </w:rPr>
             </w:r>
           </w:p>
         </w:tc>
@@ -10106,7 +10071,7 @@
       <w:tr>
         <w:tc>
           <w:tcPr>
-            <w:tcW w:type="dxa" w:w="2268"/>
+            <w:tcW w:type="dxa" w:w="3024"/>
           </w:tcPr>
           <w:p>
             <w:pPr>
@@ -10124,7 +10089,7 @@
         </w:tc>
         <w:tc>
           <w:tcPr>
-            <w:tcW w:type="dxa" w:w="2268"/>
+            <w:tcW w:type="dxa" w:w="3024"/>
           </w:tcPr>
           <w:p>
             <w:pPr>
@@ -10142,7 +10107,7 @@
         </w:tc>
         <w:tc>
           <w:tcPr>
-            <w:tcW w:type="dxa" w:w="2268"/>
+            <w:tcW w:type="dxa" w:w="3024"/>
           </w:tcPr>
           <w:p>
             <w:pPr>
@@ -10155,23 +10120,6 @@
                 <w:sz w:val="19"/>
               </w:rPr>
               <w:t xml:space="preserve">LGWR 이 인스턴스를 종료</w:t>
-            </w:r>
-          </w:p>
-        </w:tc>
-        <w:tc>
-          <w:tcPr>
-            <w:tcW w:type="dxa" w:w="2268"/>
-          </w:tcPr>
-          <w:p>
-            <w:pPr>
-              <w:spacing w:before="0" w:after="0"/>
-            </w:pPr>
-            <w:r>
-              <w:rPr>
-                <w:rFonts w:ascii="맑은 고딕" w:hAnsi="맑은 고딕" w:eastAsia="맑은 고딕"/>
-                <w:b w:val="0"/>
-                <w:sz w:val="19"/>
-              </w:rPr>
             </w:r>
           </w:p>
         </w:tc>
@@ -10179,7 +10127,7 @@
       <w:tr>
         <w:tc>
           <w:tcPr>
-            <w:tcW w:type="dxa" w:w="2268"/>
+            <w:tcW w:type="dxa" w:w="3024"/>
           </w:tcPr>
           <w:p>
             <w:pPr>
@@ -10197,7 +10145,7 @@
         </w:tc>
         <w:tc>
           <w:tcPr>
-            <w:tcW w:type="dxa" w:w="2268"/>
+            <w:tcW w:type="dxa" w:w="3024"/>
           </w:tcPr>
           <w:p>
             <w:pPr>
@@ -10215,7 +10163,7 @@
         </w:tc>
         <w:tc>
           <w:tcPr>
-            <w:tcW w:type="dxa" w:w="2268"/>
+            <w:tcW w:type="dxa" w:w="3024"/>
           </w:tcPr>
           <w:p>
             <w:pPr>
@@ -10228,23 +10176,6 @@
                 <w:sz w:val="19"/>
               </w:rPr>
               <w:t>(Primary 가 없어진다)</w:t>
-            </w:r>
-          </w:p>
-        </w:tc>
-        <w:tc>
-          <w:tcPr>
-            <w:tcW w:type="dxa" w:w="2268"/>
-          </w:tcPr>
-          <w:p>
-            <w:pPr>
-              <w:spacing w:before="0" w:after="0"/>
-            </w:pPr>
-            <w:r>
-              <w:rPr>
-                <w:rFonts w:ascii="맑은 고딕" w:hAnsi="맑은 고딕" w:eastAsia="맑은 고딕"/>
-                <w:b w:val="0"/>
-                <w:sz w:val="19"/>
-              </w:rPr>
             </w:r>
           </w:p>
         </w:tc>
@@ -10252,7 +10183,7 @@
       <w:tr>
         <w:tc>
           <w:tcPr>
-            <w:tcW w:type="dxa" w:w="2268"/>
+            <w:tcW w:type="dxa" w:w="3024"/>
           </w:tcPr>
           <w:p>
             <w:pPr>
@@ -10270,7 +10201,7 @@
         </w:tc>
         <w:tc>
           <w:tcPr>
-            <w:tcW w:type="dxa" w:w="2268"/>
+            <w:tcW w:type="dxa" w:w="3024"/>
           </w:tcPr>
           <w:p>
             <w:pPr>
@@ -10288,7 +10219,7 @@
         </w:tc>
         <w:tc>
           <w:tcPr>
-            <w:tcW w:type="dxa" w:w="2268"/>
+            <w:tcW w:type="dxa" w:w="3024"/>
           </w:tcPr>
           <w:p>
             <w:pPr>
@@ -10301,23 +10232,6 @@
                 <w:sz w:val="19"/>
               </w:rPr>
               <w:t>Primary 를 MOUNT 로 올려 모드를 낮춘다</w:t>
-            </w:r>
-          </w:p>
-        </w:tc>
-        <w:tc>
-          <w:tcPr>
-            <w:tcW w:type="dxa" w:w="2268"/>
-          </w:tcPr>
-          <w:p>
-            <w:pPr>
-              <w:spacing w:before="0" w:after="0"/>
-            </w:pPr>
-            <w:r>
-              <w:rPr>
-                <w:rFonts w:ascii="맑은 고딕" w:hAnsi="맑은 고딕" w:eastAsia="맑은 고딕"/>
-                <w:b w:val="0"/>
-                <w:sz w:val="19"/>
-              </w:rPr>
             </w:r>
           </w:p>
         </w:tc>
@@ -10325,7 +10239,7 @@
       <w:tr>
         <w:tc>
           <w:tcPr>
-            <w:tcW w:type="dxa" w:w="2268"/>
+            <w:tcW w:type="dxa" w:w="3024"/>
           </w:tcPr>
           <w:p>
             <w:pPr>
@@ -10343,7 +10257,7 @@
         </w:tc>
         <w:tc>
           <w:tcPr>
-            <w:tcW w:type="dxa" w:w="2268"/>
+            <w:tcW w:type="dxa" w:w="3024"/>
           </w:tcPr>
           <w:p>
             <w:pPr>
@@ -10361,7 +10275,7 @@
         </w:tc>
         <w:tc>
           <w:tcPr>
-            <w:tcW w:type="dxa" w:w="2268"/>
+            <w:tcW w:type="dxa" w:w="3024"/>
           </w:tcPr>
           <w:p>
             <w:pPr>
@@ -10374,23 +10288,6 @@
                 <w:sz w:val="19"/>
               </w:rPr>
               <w:t xml:space="preserve">쓰면 안 된다</w:t>
-            </w:r>
-          </w:p>
-        </w:tc>
-        <w:tc>
-          <w:tcPr>
-            <w:tcW w:type="dxa" w:w="2268"/>
-          </w:tcPr>
-          <w:p>
-            <w:pPr>
-              <w:spacing w:before="0" w:after="0"/>
-            </w:pPr>
-            <w:r>
-              <w:rPr>
-                <w:rFonts w:ascii="맑은 고딕" w:hAnsi="맑은 고딕" w:eastAsia="맑은 고딕"/>
-                <w:b w:val="0"/>
-                <w:sz w:val="19"/>
-              </w:rPr>
             </w:r>
           </w:p>
         </w:tc>
